--- a/高中物理/高中物理同步/人教版选必2 第3章 交变电流·中档卷（18题）.docx
+++ b/高中物理/高中物理同步/人教版选必2 第3章 交变电流·中档卷（18题）.docx
@@ -2417,17 +2417,14 @@
         </w:rPr>
         <w:t>）图</w:t>
       </w:r>
-    </w:p>
-    <w:p>
-      <w:pPr>
-        <w:shd w:val="clear" w:color="auto" w:fill="auto"/>
-        <w:rPr>
-          <w:sz w:val="21"/>
-          <w:szCs w:val="21"/>
-        </w:rPr>
-        <w:spacing w:before="0" w:after="0" w:line="300" w:lineRule="auto"/>
-        <w:jc w:val="left"/>
-      </w:pPr>
+      <w:r>
+        <w:rPr>
+          <w:rFonts w:ascii="Times New Roman" w:hAnsi="Times New Roman" w:eastAsia="宋体" w:cs="Times New Roman"/>
+          <w:sz w:val="21"/>
+          <w:szCs w:val="21"/>
+        </w:rPr>
+        <w:t>；</w:t>
+      </w:r>
       <w:r>
         <w:rPr>
           <w:rFonts w:ascii="Times New Roman" w:hAnsi="Times New Roman" w:eastAsia="宋体" w:cs="Times New Roman"/>
@@ -2870,17 +2867,14 @@
         </w:rPr>
         <w:t>＝0时刻线圈平面均与中性面重合</w:t>
       </w:r>
-    </w:p>
-    <w:p>
-      <w:pPr>
-        <w:shd w:val="clear" w:color="auto" w:fill="auto"/>
-        <w:rPr>
-          <w:sz w:val="21"/>
-          <w:szCs w:val="21"/>
-        </w:rPr>
-        <w:spacing w:before="0" w:after="0" w:line="300" w:lineRule="auto"/>
-        <w:jc w:val="left"/>
-      </w:pPr>
+      <w:r>
+        <w:rPr>
+          <w:rFonts w:ascii="Times New Roman" w:hAnsi="Times New Roman" w:eastAsia="宋体" w:cs="Times New Roman"/>
+          <w:sz w:val="21"/>
+          <w:szCs w:val="21"/>
+        </w:rPr>
+        <w:t>；</w:t>
+      </w:r>
       <w:r>
         <w:rPr>
           <w:rFonts w:ascii="Times New Roman" w:hAnsi="Times New Roman" w:eastAsia="宋体" w:cs="Times New Roman"/>
@@ -2923,17 +2917,14 @@
         </w:rPr>
         <w:t>对应的线圈转速之比为2∶3</w:t>
       </w:r>
-    </w:p>
-    <w:p>
-      <w:pPr>
-        <w:shd w:val="clear" w:color="auto" w:fill="auto"/>
-        <w:rPr>
-          <w:sz w:val="21"/>
-          <w:szCs w:val="21"/>
-        </w:rPr>
-        <w:spacing w:before="0" w:after="0" w:line="300" w:lineRule="auto"/>
-        <w:jc w:val="left"/>
-      </w:pPr>
+      <w:r>
+        <w:rPr>
+          <w:rFonts w:ascii="Times New Roman" w:hAnsi="Times New Roman" w:eastAsia="宋体" w:cs="Times New Roman"/>
+          <w:sz w:val="21"/>
+          <w:szCs w:val="21"/>
+        </w:rPr>
+        <w:t>；</w:t>
+      </w:r>
       <w:r>
         <w:rPr>
           <w:rFonts w:ascii="Times New Roman" w:hAnsi="Times New Roman" w:eastAsia="宋体" w:cs="Times New Roman"/>
@@ -2959,17 +2950,14 @@
         </w:rPr>
         <w:t>表示的交变电动势频率为25 Hz</w:t>
       </w:r>
-    </w:p>
-    <w:p>
-      <w:pPr>
-        <w:shd w:val="clear" w:color="auto" w:fill="auto"/>
-        <w:rPr>
-          <w:sz w:val="21"/>
-          <w:szCs w:val="21"/>
-        </w:rPr>
-        <w:spacing w:before="0" w:after="0" w:line="300" w:lineRule="auto"/>
-        <w:jc w:val="left"/>
-      </w:pPr>
+      <w:r>
+        <w:rPr>
+          <w:rFonts w:ascii="Times New Roman" w:hAnsi="Times New Roman" w:eastAsia="宋体" w:cs="Times New Roman"/>
+          <w:sz w:val="21"/>
+          <w:szCs w:val="21"/>
+        </w:rPr>
+        <w:t>；</w:t>
+      </w:r>
       <w:r>
         <w:rPr>
           <w:rFonts w:ascii="Times New Roman" w:hAnsi="Times New Roman" w:eastAsia="宋体" w:cs="Times New Roman"/>
@@ -4293,17 +4281,14 @@
         </w:rPr>
         <w:t>=0.3s时，电动势最大</w:t>
       </w:r>
-    </w:p>
-    <w:p>
-      <w:pPr>
-        <w:shd w:val="clear" w:color="auto" w:fill="auto"/>
-        <w:rPr>
-          <w:sz w:val="21"/>
-          <w:szCs w:val="21"/>
-        </w:rPr>
-        <w:spacing w:before="0" w:after="0" w:line="300" w:lineRule="auto"/>
-        <w:jc w:val="left"/>
-      </w:pPr>
+      <w:r>
+        <w:rPr>
+          <w:rFonts w:ascii="Times New Roman" w:hAnsi="Times New Roman" w:eastAsia="宋体" w:cs="Times New Roman"/>
+          <w:sz w:val="21"/>
+          <w:szCs w:val="21"/>
+        </w:rPr>
+        <w:t>；</w:t>
+      </w:r>
       <w:r>
         <w:rPr>
           <w:rFonts w:ascii="Times New Roman" w:hAnsi="Times New Roman" w:eastAsia="宋体" w:cs="Times New Roman"/>
@@ -4346,17 +4331,14 @@
         </w:rPr>
         <w:t>=0.4s时，电动势方向发生改变</w:t>
       </w:r>
-    </w:p>
-    <w:p>
-      <w:pPr>
-        <w:shd w:val="clear" w:color="auto" w:fill="auto"/>
-        <w:rPr>
-          <w:sz w:val="21"/>
-          <w:szCs w:val="21"/>
-        </w:rPr>
-        <w:spacing w:before="0" w:after="0" w:line="300" w:lineRule="auto"/>
-        <w:jc w:val="left"/>
-      </w:pPr>
+      <w:r>
+        <w:rPr>
+          <w:rFonts w:ascii="Times New Roman" w:hAnsi="Times New Roman" w:eastAsia="宋体" w:cs="Times New Roman"/>
+          <w:sz w:val="21"/>
+          <w:szCs w:val="21"/>
+        </w:rPr>
+        <w:t>；</w:t>
+      </w:r>
       <w:r>
         <w:rPr>
           <w:rFonts w:ascii="Times New Roman" w:hAnsi="Times New Roman" w:eastAsia="宋体" w:cs="Times New Roman"/>
@@ -4365,17 +4347,14 @@
         </w:rPr>
         <w:t>C．电动势的最大值是50V</w:t>
       </w:r>
-    </w:p>
-    <w:p>
-      <w:pPr>
-        <w:shd w:val="clear" w:color="auto" w:fill="auto"/>
-        <w:rPr>
-          <w:sz w:val="21"/>
-          <w:szCs w:val="21"/>
-        </w:rPr>
-        <w:spacing w:before="0" w:after="0" w:line="300" w:lineRule="auto"/>
-        <w:jc w:val="left"/>
-      </w:pPr>
+      <w:r>
+        <w:rPr>
+          <w:rFonts w:ascii="Times New Roman" w:hAnsi="Times New Roman" w:eastAsia="宋体" w:cs="Times New Roman"/>
+          <w:sz w:val="21"/>
+          <w:szCs w:val="21"/>
+        </w:rPr>
+        <w:t>；</w:t>
+      </w:r>
       <w:r>
         <w:rPr>
           <w:rFonts w:ascii="Times New Roman" w:hAnsi="Times New Roman" w:eastAsia="宋体" w:cs="Times New Roman"/>
@@ -11718,17 +11697,14 @@
           <m:t>Hz</m:t>
         </m:r>
       </m:oMath>
-    </w:p>
-    <w:p>
-      <w:pPr>
-        <w:shd w:val="clear" w:color="auto" w:fill="auto"/>
-        <w:rPr>
-          <w:sz w:val="21"/>
-          <w:szCs w:val="21"/>
-        </w:rPr>
-        <w:spacing w:before="0" w:after="0" w:line="300" w:lineRule="auto"/>
-        <w:jc w:val="left"/>
-      </w:pPr>
+      <w:r>
+        <w:rPr>
+          <w:rFonts w:ascii="Times New Roman" w:hAnsi="Times New Roman" w:eastAsia="宋体" w:cs="Times New Roman"/>
+          <w:sz w:val="21"/>
+          <w:szCs w:val="21"/>
+        </w:rPr>
+        <w:t>；</w:t>
+      </w:r>
       <w:r>
         <w:rPr>
           <w:rFonts w:ascii="Times New Roman" w:hAnsi="Times New Roman" w:eastAsia="宋体" w:cs="Times New Roman"/>
@@ -12910,17 +12886,14 @@
         </w:rPr>
         <w:t>A．电压表示数不变</w:t>
       </w:r>
-    </w:p>
-    <w:p>
-      <w:pPr>
-        <w:shd w:val="clear" w:color="auto" w:fill="auto"/>
-        <w:rPr>
-          <w:sz w:val="21"/>
-          <w:szCs w:val="21"/>
-        </w:rPr>
-        <w:spacing w:before="0" w:after="0" w:line="300" w:lineRule="auto"/>
-        <w:jc w:val="left"/>
-      </w:pPr>
+      <w:r>
+        <w:rPr>
+          <w:rFonts w:ascii="Times New Roman" w:hAnsi="Times New Roman" w:eastAsia="宋体" w:cs="Times New Roman"/>
+          <w:sz w:val="21"/>
+          <w:szCs w:val="21"/>
+        </w:rPr>
+        <w:t>；</w:t>
+      </w:r>
       <w:r>
         <w:rPr>
           <w:rFonts w:ascii="Times New Roman" w:hAnsi="Times New Roman" w:eastAsia="宋体" w:cs="Times New Roman"/>
@@ -12929,17 +12902,14 @@
         </w:rPr>
         <w:t>B．两个电流表示数都减小</w:t>
       </w:r>
-    </w:p>
-    <w:p>
-      <w:pPr>
-        <w:shd w:val="clear" w:color="auto" w:fill="auto"/>
-        <w:rPr>
-          <w:sz w:val="21"/>
-          <w:szCs w:val="21"/>
-        </w:rPr>
-        <w:spacing w:before="0" w:after="0" w:line="300" w:lineRule="auto"/>
-        <w:jc w:val="left"/>
-      </w:pPr>
+      <w:r>
+        <w:rPr>
+          <w:rFonts w:ascii="Times New Roman" w:hAnsi="Times New Roman" w:eastAsia="宋体" w:cs="Times New Roman"/>
+          <w:sz w:val="21"/>
+          <w:szCs w:val="21"/>
+        </w:rPr>
+        <w:t>；</w:t>
+      </w:r>
       <w:r>
         <w:rPr>
           <w:rFonts w:ascii="Times New Roman" w:hAnsi="Times New Roman" w:eastAsia="宋体" w:cs="Times New Roman"/>
@@ -12948,17 +12918,14 @@
         </w:rPr>
         <w:t>C．变阻器的功率一定增大</w:t>
       </w:r>
-    </w:p>
-    <w:p>
-      <w:pPr>
-        <w:shd w:val="clear" w:color="auto" w:fill="auto"/>
-        <w:rPr>
-          <w:sz w:val="21"/>
-          <w:szCs w:val="21"/>
-        </w:rPr>
-        <w:spacing w:before="0" w:after="0" w:line="300" w:lineRule="auto"/>
-        <w:jc w:val="left"/>
-      </w:pPr>
+      <w:r>
+        <w:rPr>
+          <w:rFonts w:ascii="Times New Roman" w:hAnsi="Times New Roman" w:eastAsia="宋体" w:cs="Times New Roman"/>
+          <w:sz w:val="21"/>
+          <w:szCs w:val="21"/>
+        </w:rPr>
+        <w:t>；</w:t>
+      </w:r>
       <w:r>
         <w:rPr>
           <w:rFonts w:ascii="Times New Roman" w:hAnsi="Times New Roman" w:eastAsia="宋体" w:cs="Times New Roman"/>
@@ -13804,17 +13771,14 @@
         </w:rPr>
         <w:t>移动的过程中，电压表的示数会逐渐减小</w:t>
       </w:r>
-    </w:p>
-    <w:p>
-      <w:pPr>
-        <w:shd w:val="clear" w:color="auto" w:fill="auto"/>
-        <w:rPr>
-          <w:sz w:val="21"/>
-          <w:szCs w:val="21"/>
-        </w:rPr>
-        <w:spacing w:before="0" w:after="0" w:line="300" w:lineRule="auto"/>
-        <w:jc w:val="left"/>
-      </w:pPr>
+      <w:r>
+        <w:rPr>
+          <w:rFonts w:ascii="Times New Roman" w:hAnsi="Times New Roman" w:eastAsia="宋体" w:cs="Times New Roman"/>
+          <w:sz w:val="21"/>
+          <w:szCs w:val="21"/>
+        </w:rPr>
+        <w:t>；</w:t>
+      </w:r>
       <w:r>
         <w:rPr>
           <w:rFonts w:ascii="Times New Roman" w:hAnsi="Times New Roman" w:eastAsia="宋体" w:cs="Times New Roman"/>
@@ -13908,17 +13872,14 @@
         </w:rPr>
         <w:t>的示数均逐渐增大</w:t>
       </w:r>
-    </w:p>
-    <w:p>
-      <w:pPr>
-        <w:shd w:val="clear" w:color="auto" w:fill="auto"/>
-        <w:rPr>
-          <w:sz w:val="21"/>
-          <w:szCs w:val="21"/>
-        </w:rPr>
-        <w:spacing w:before="0" w:after="0" w:line="300" w:lineRule="auto"/>
-        <w:jc w:val="left"/>
-      </w:pPr>
+      <w:r>
+        <w:rPr>
+          <w:rFonts w:ascii="Times New Roman" w:hAnsi="Times New Roman" w:eastAsia="宋体" w:cs="Times New Roman"/>
+          <w:sz w:val="21"/>
+          <w:szCs w:val="21"/>
+        </w:rPr>
+        <w:t>；</w:t>
+      </w:r>
       <w:r>
         <w:rPr>
           <w:rFonts w:ascii="Times New Roman" w:hAnsi="Times New Roman" w:eastAsia="宋体" w:cs="Times New Roman"/>
@@ -13978,17 +13939,14 @@
         </w:rPr>
         <w:t>移动的过程中，流过滑动变阻器的电流会增大</w:t>
       </w:r>
-    </w:p>
-    <w:p>
-      <w:pPr>
-        <w:shd w:val="clear" w:color="auto" w:fill="auto"/>
-        <w:rPr>
-          <w:sz w:val="21"/>
-          <w:szCs w:val="21"/>
-        </w:rPr>
-        <w:spacing w:before="0" w:after="0" w:line="300" w:lineRule="auto"/>
-        <w:jc w:val="left"/>
-      </w:pPr>
+      <w:r>
+        <w:rPr>
+          <w:rFonts w:ascii="Times New Roman" w:hAnsi="Times New Roman" w:eastAsia="宋体" w:cs="Times New Roman"/>
+          <w:sz w:val="21"/>
+          <w:szCs w:val="21"/>
+        </w:rPr>
+        <w:t>；</w:t>
+      </w:r>
       <w:r>
         <w:rPr>
           <w:rFonts w:ascii="Times New Roman" w:hAnsi="Times New Roman" w:eastAsia="宋体" w:cs="Times New Roman"/>
@@ -15321,17 +15279,14 @@
         </w:rPr>
         <w:t>是交流电流表</w:t>
       </w:r>
-    </w:p>
-    <w:p>
-      <w:pPr>
-        <w:shd w:val="clear" w:color="auto" w:fill="auto"/>
-        <w:rPr>
-          <w:sz w:val="21"/>
-          <w:szCs w:val="21"/>
-        </w:rPr>
-        <w:spacing w:before="0" w:after="0" w:line="300" w:lineRule="auto"/>
-        <w:jc w:val="left"/>
-      </w:pPr>
+      <w:r>
+        <w:rPr>
+          <w:rFonts w:ascii="Times New Roman" w:hAnsi="Times New Roman" w:eastAsia="宋体" w:cs="Times New Roman"/>
+          <w:sz w:val="21"/>
+          <w:szCs w:val="21"/>
+        </w:rPr>
+        <w:t>；</w:t>
+      </w:r>
       <w:r>
         <w:rPr>
           <w:rFonts w:ascii="Times New Roman" w:hAnsi="Times New Roman" w:eastAsia="宋体" w:cs="Times New Roman"/>
@@ -15388,17 +15343,14 @@
           <m:t>1</m:t>
         </m:r>
       </m:oMath>
-    </w:p>
-    <w:p>
-      <w:pPr>
-        <w:shd w:val="clear" w:color="auto" w:fill="auto"/>
-        <w:rPr>
-          <w:sz w:val="21"/>
-          <w:szCs w:val="21"/>
-        </w:rPr>
-        <w:spacing w:before="0" w:after="0" w:line="300" w:lineRule="auto"/>
-        <w:jc w:val="left"/>
-      </w:pPr>
+      <w:r>
+        <w:rPr>
+          <w:rFonts w:ascii="Times New Roman" w:hAnsi="Times New Roman" w:eastAsia="宋体" w:cs="Times New Roman"/>
+          <w:sz w:val="21"/>
+          <w:szCs w:val="21"/>
+        </w:rPr>
+        <w:t>；</w:t>
+      </w:r>
       <w:r>
         <w:rPr>
           <w:rFonts w:ascii="Times New Roman" w:hAnsi="Times New Roman" w:eastAsia="宋体" w:cs="Times New Roman"/>
@@ -15424,17 +15376,14 @@
           <m:t>A</m:t>
         </m:r>
       </m:oMath>
-    </w:p>
-    <w:p>
-      <w:pPr>
-        <w:shd w:val="clear" w:color="auto" w:fill="auto"/>
-        <w:rPr>
-          <w:sz w:val="21"/>
-          <w:szCs w:val="21"/>
-        </w:rPr>
-        <w:spacing w:before="0" w:after="0" w:line="300" w:lineRule="auto"/>
-        <w:jc w:val="left"/>
-      </w:pPr>
+      <w:r>
+        <w:rPr>
+          <w:rFonts w:ascii="Times New Roman" w:hAnsi="Times New Roman" w:eastAsia="宋体" w:cs="Times New Roman"/>
+          <w:sz w:val="21"/>
+          <w:szCs w:val="21"/>
+        </w:rPr>
+        <w:t>；</w:t>
+      </w:r>
       <w:r>
         <w:rPr>
           <w:rFonts w:ascii="Times New Roman" w:hAnsi="Times New Roman" w:eastAsia="宋体" w:cs="Times New Roman"/>
@@ -17029,7 +16978,7 @@
           <w:sz w:val="21"/>
           <w:szCs w:val="21"/>
         </w:rPr>
-        <w:t xml:space="preserve">【答案】D　12V　</w:t>
+        <w:t xml:space="preserve">【答案】D     12V     </w:t>
       </w:r>
       <m:oMath>
         <m:f>
@@ -18124,17 +18073,14 @@
         </w:rPr>
         <w:t>B．增加了交流电源的频率</w:t>
       </w:r>
-    </w:p>
-    <w:p>
-      <w:pPr>
-        <w:shd w:val="clear" w:color="auto" w:fill="auto"/>
-        <w:rPr>
-          <w:sz w:val="21"/>
-          <w:szCs w:val="21"/>
-        </w:rPr>
-        <w:spacing w:before="0" w:after="0" w:line="300" w:lineRule="auto"/>
-        <w:jc w:val="left"/>
-      </w:pPr>
+      <w:r>
+        <w:rPr>
+          <w:rFonts w:ascii="Times New Roman" w:hAnsi="Times New Roman" w:eastAsia="宋体" w:cs="Times New Roman"/>
+          <w:sz w:val="21"/>
+          <w:szCs w:val="21"/>
+        </w:rPr>
+        <w:t>；</w:t>
+      </w:r>
       <w:r>
         <w:rPr>
           <w:rFonts w:ascii="Times New Roman" w:hAnsi="Times New Roman" w:eastAsia="宋体" w:cs="Times New Roman"/>
@@ -18905,17 +18851,14 @@
         </w:rPr>
         <w:t>A．流经充电桩电流的最大值为600A</w:t>
       </w:r>
-    </w:p>
-    <w:p>
-      <w:pPr>
-        <w:shd w:val="clear" w:color="auto" w:fill="auto"/>
-        <w:rPr>
-          <w:sz w:val="21"/>
-          <w:szCs w:val="21"/>
-        </w:rPr>
-        <w:spacing w:before="0" w:after="0" w:line="300" w:lineRule="auto"/>
-        <w:jc w:val="left"/>
-      </w:pPr>
+      <w:r>
+        <w:rPr>
+          <w:rFonts w:ascii="Times New Roman" w:hAnsi="Times New Roman" w:eastAsia="宋体" w:cs="Times New Roman"/>
+          <w:sz w:val="21"/>
+          <w:szCs w:val="21"/>
+        </w:rPr>
+        <w:t>；</w:t>
+      </w:r>
       <w:r>
         <w:rPr>
           <w:rFonts w:ascii="Times New Roman" w:hAnsi="Times New Roman" w:eastAsia="宋体" w:cs="Times New Roman"/>
@@ -18941,17 +18884,14 @@
         </w:rPr>
         <w:t>消耗的功率为40kW</w:t>
       </w:r>
-    </w:p>
-    <w:p>
-      <w:pPr>
-        <w:shd w:val="clear" w:color="auto" w:fill="auto"/>
-        <w:rPr>
-          <w:sz w:val="21"/>
-          <w:szCs w:val="21"/>
-        </w:rPr>
-        <w:spacing w:before="0" w:after="0" w:line="300" w:lineRule="auto"/>
-        <w:jc w:val="left"/>
-      </w:pPr>
+      <w:r>
+        <w:rPr>
+          <w:rFonts w:ascii="Times New Roman" w:hAnsi="Times New Roman" w:eastAsia="宋体" w:cs="Times New Roman"/>
+          <w:sz w:val="21"/>
+          <w:szCs w:val="21"/>
+        </w:rPr>
+        <w:t>；</w:t>
+      </w:r>
       <w:r>
         <w:rPr>
           <w:rFonts w:ascii="Times New Roman" w:hAnsi="Times New Roman" w:eastAsia="宋体" w:cs="Times New Roman"/>
@@ -18960,17 +18900,14 @@
         </w:rPr>
         <w:t xml:space="preserve">C．升压变压器副线圈的电压为15000V </w:t>
       </w:r>
-    </w:p>
-    <w:p>
-      <w:pPr>
-        <w:shd w:val="clear" w:color="auto" w:fill="auto"/>
-        <w:rPr>
-          <w:sz w:val="21"/>
-          <w:szCs w:val="21"/>
-        </w:rPr>
-        <w:spacing w:before="0" w:after="0" w:line="300" w:lineRule="auto"/>
-        <w:jc w:val="left"/>
-      </w:pPr>
+      <w:r>
+        <w:rPr>
+          <w:rFonts w:ascii="Times New Roman" w:hAnsi="Times New Roman" w:eastAsia="宋体" w:cs="Times New Roman"/>
+          <w:sz w:val="21"/>
+          <w:szCs w:val="21"/>
+        </w:rPr>
+        <w:t>；</w:t>
+      </w:r>
       <w:r>
         <w:rPr>
           <w:rFonts w:ascii="Times New Roman" w:hAnsi="Times New Roman" w:eastAsia="宋体" w:cs="Times New Roman"/>
@@ -20700,17 +20637,14 @@
           <m:t>A</m:t>
         </m:r>
       </m:oMath>
-    </w:p>
-    <w:p>
-      <w:pPr>
-        <w:shd w:val="clear" w:color="auto" w:fill="auto"/>
-        <w:rPr>
-          <w:sz w:val="21"/>
-          <w:szCs w:val="21"/>
-        </w:rPr>
-        <w:spacing w:before="0" w:after="0" w:line="300" w:lineRule="auto"/>
-        <w:jc w:val="left"/>
-      </w:pPr>
+      <w:r>
+        <w:rPr>
+          <w:rFonts w:ascii="Times New Roman" w:hAnsi="Times New Roman" w:eastAsia="宋体" w:cs="Times New Roman"/>
+          <w:sz w:val="21"/>
+          <w:szCs w:val="21"/>
+        </w:rPr>
+        <w:t>；</w:t>
+      </w:r>
       <w:r>
         <w:rPr>
           <w:rFonts w:ascii="Times New Roman" w:hAnsi="Times New Roman" w:eastAsia="宋体" w:cs="Times New Roman"/>
@@ -20719,17 +20653,14 @@
         </w:rPr>
         <w:t>B．输电的效率为88%</w:t>
       </w:r>
-    </w:p>
-    <w:p>
-      <w:pPr>
-        <w:shd w:val="clear" w:color="auto" w:fill="auto"/>
-        <w:rPr>
-          <w:sz w:val="21"/>
-          <w:szCs w:val="21"/>
-        </w:rPr>
-        <w:spacing w:before="0" w:after="0" w:line="300" w:lineRule="auto"/>
-        <w:jc w:val="left"/>
-      </w:pPr>
+      <w:r>
+        <w:rPr>
+          <w:rFonts w:ascii="Times New Roman" w:hAnsi="Times New Roman" w:eastAsia="宋体" w:cs="Times New Roman"/>
+          <w:sz w:val="21"/>
+          <w:szCs w:val="21"/>
+        </w:rPr>
+        <w:t>；</w:t>
+      </w:r>
       <w:r>
         <w:rPr>
           <w:rFonts w:ascii="Times New Roman" w:hAnsi="Times New Roman" w:eastAsia="宋体" w:cs="Times New Roman"/>
@@ -20776,17 +20707,14 @@
           <m:t>V</m:t>
         </m:r>
       </m:oMath>
-    </w:p>
-    <w:p>
-      <w:pPr>
-        <w:shd w:val="clear" w:color="auto" w:fill="auto"/>
-        <w:rPr>
-          <w:sz w:val="21"/>
-          <w:szCs w:val="21"/>
-        </w:rPr>
-        <w:spacing w:before="0" w:after="0" w:line="300" w:lineRule="auto"/>
-        <w:jc w:val="left"/>
-      </w:pPr>
+      <w:r>
+        <w:rPr>
+          <w:rFonts w:ascii="Times New Roman" w:hAnsi="Times New Roman" w:eastAsia="宋体" w:cs="Times New Roman"/>
+          <w:sz w:val="21"/>
+          <w:szCs w:val="21"/>
+        </w:rPr>
+        <w:t>；</w:t>
+      </w:r>
       <w:r>
         <w:rPr>
           <w:rFonts w:ascii="Times New Roman" w:hAnsi="Times New Roman" w:eastAsia="宋体" w:cs="Times New Roman"/>

--- a/高中物理/高中物理同步/人教版选必2 第3章 交变电流·中档卷（18题）.docx
+++ b/高中物理/高中物理同步/人教版选必2 第3章 交变电流·中档卷（18题）.docx
@@ -22344,7 +22344,8 @@
     </w:p>
     <w:sectPr>
       <w:pgSz w:w="11906" w:h="16838"/>
-      <w:pgMar w:top="720" w:right="720" w:bottom="720" w:left="720" w:header="567" w:footer="567" w:gutter="0"/>
+      <w:pgMar w:top="720" w:right="720" w:bottom="720" w:left="720" w:header="567" w:footer="720" w:gutter="0"/>
+      <w:pgNumType w:start="1"/>
       <w:footerReference w:type="default" r:id="rId9"/>
       <w:cols w:space="720"/>
       <w:docGrid w:linePitch="360"/>
@@ -22354,16 +22355,55 @@
 </file>
 
 <file path=word/footer1.xml><?xml version="1.0" encoding="utf-8"?>
-<w:ftr xmlns:m="http://schemas.openxmlformats.org/officeDocument/2006/math" xmlns:mc="http://schemas.openxmlformats.org/markup-compatibility/2006" xmlns:mo="http://schemas.microsoft.com/office/mac/office/2008/main" xmlns:mv="urn:schemas-microsoft-com:mac:vml" xmlns:o="urn:schemas-microsoft-com:office:office" xmlns:r="http://schemas.openxmlformats.org/officeDocument/2006/relationships" xmlns:v="urn:schemas-microsoft-com:vml" xmlns:w10="urn:schemas-microsoft-com:office:word" xmlns:w14="http://schemas.microsoft.com/office/word/2010/wordml" xmlns:w="http://schemas.openxmlformats.org/wordprocessingml/2006/main" xmlns:wne="http://schemas.microsoft.com/office/word/2006/wordml" xmlns:wp14="http://schemas.microsoft.com/office/word/2010/wordprocessingDrawing" xmlns:wp="http://schemas.openxmlformats.org/drawingml/2006/wordprocessingDrawing" xmlns:wpc="http://schemas.microsoft.com/office/word/2010/wordprocessingCanvas" xmlns:wpg="http://schemas.microsoft.com/office/word/2010/wordprocessingGroup" xmlns:wpi="http://schemas.microsoft.com/office/word/2010/wordprocessingInk" xmlns:wps="http://schemas.microsoft.com/office/word/2010/wordprocessingShape" mc:Ignorable="w14 wp14">
+<w:ftr xmlns:w="http://schemas.openxmlformats.org/wordprocessingml/2006/main">
   <w:p>
     <w:pPr>
-      <w:pStyle w:val="Footer"/>
+      <w:jc w:val="center"/>
     </w:pPr>
+    <w:r>
+      <w:rPr>
+        <w:rFonts w:ascii="Times New Roman" w:hAnsi="Times New Roman" w:eastAsia="宋体"/>
+        <w:sz w:val="21"/>
+        <w:szCs w:val="21"/>
+      </w:rPr>
+      <w:t xml:space="preserve">第</w:t>
+    </w:r>
     <w:fldSimple w:instr=" PAGE ">
       <w:r>
-        <w:t>1</w:t>
+        <w:rPr>
+          <w:rFonts w:ascii="Times New Roman" w:hAnsi="Times New Roman" w:eastAsia="宋体"/>
+          <w:sz w:val="21"/>
+          <w:szCs w:val="21"/>
+        </w:rPr>
+        <w:t xml:space="preserve">1</w:t>
       </w:r>
     </w:fldSimple>
+    <w:r>
+      <w:rPr>
+        <w:rFonts w:ascii="Times New Roman" w:hAnsi="Times New Roman" w:eastAsia="宋体"/>
+        <w:sz w:val="21"/>
+        <w:szCs w:val="21"/>
+      </w:rPr>
+      <w:t xml:space="preserve">页（共</w:t>
+    </w:r>
+    <w:fldSimple w:instr=" NUMPAGES ">
+      <w:r>
+        <w:rPr>
+          <w:rFonts w:ascii="Times New Roman" w:hAnsi="Times New Roman" w:eastAsia="宋体"/>
+          <w:sz w:val="21"/>
+          <w:szCs w:val="21"/>
+        </w:rPr>
+        <w:t xml:space="preserve">1</w:t>
+      </w:r>
+    </w:fldSimple>
+    <w:r>
+      <w:rPr>
+        <w:rFonts w:ascii="Times New Roman" w:hAnsi="Times New Roman" w:eastAsia="宋体"/>
+        <w:sz w:val="21"/>
+        <w:szCs w:val="21"/>
+      </w:rPr>
+      <w:t xml:space="preserve">页）</w:t>
+    </w:r>
   </w:p>
 </w:ftr>
 </file>

--- a/高中物理/高中物理同步/人教版选必2 第3章 交变电流·中档卷（18题）.docx
+++ b/高中物理/高中物理同步/人教版选必2 第3章 交变电流·中档卷（18题）.docx
@@ -257,9 +257,7 @@
       <w:r>
         <w:rPr>
           <w:rFonts w:ascii="Times New Roman" w:eastAsia="宋体" w:hAnsi="Times New Roman" w:cs="Times New Roman"/>
-          <w:strike w:val="0"/>
           <w:kern w:val="0"/>
-          <w:u w:val="none"/>
           <w:sz w:val="21"/>
           <w:szCs w:val="21"/>
         </w:rPr>
@@ -1656,9 +1654,7 @@
       <w:r>
         <w:rPr>
           <w:rFonts w:ascii="Times New Roman" w:eastAsia="宋体" w:hAnsi="Times New Roman" w:cs="Times New Roman"/>
-          <w:strike w:val="0"/>
           <w:kern w:val="0"/>
-          <w:u w:val="none"/>
           <w:sz w:val="21"/>
           <w:szCs w:val="21"/>
         </w:rPr>
@@ -1721,9 +1717,7 @@
       <w:r>
         <w:rPr>
           <w:rFonts w:ascii="Times New Roman" w:eastAsia="宋体" w:hAnsi="Times New Roman" w:cs="Times New Roman"/>
-          <w:strike w:val="0"/>
           <w:kern w:val="0"/>
-          <w:u w:val="none"/>
           <w:sz w:val="21"/>
           <w:szCs w:val="21"/>
         </w:rPr>
@@ -1783,9 +1777,7 @@
       <w:r>
         <w:rPr>
           <w:rFonts w:ascii="Times New Roman" w:eastAsia="宋体" w:hAnsi="Times New Roman" w:cs="Times New Roman"/>
-          <w:strike w:val="0"/>
           <w:kern w:val="0"/>
-          <w:u w:val="none"/>
           <w:sz w:val="21"/>
           <w:szCs w:val="21"/>
         </w:rPr>
@@ -1848,9 +1840,7 @@
       <w:r>
         <w:rPr>
           <w:rFonts w:ascii="Times New Roman" w:eastAsia="宋体" w:hAnsi="Times New Roman" w:cs="Times New Roman"/>
-          <w:strike w:val="0"/>
           <w:kern w:val="0"/>
-          <w:u w:val="none"/>
           <w:sz w:val="21"/>
           <w:szCs w:val="21"/>
         </w:rPr>
@@ -1910,9 +1900,7 @@
       <w:r>
         <w:rPr>
           <w:rFonts w:ascii="Times New Roman" w:eastAsia="宋体" w:hAnsi="Times New Roman" w:cs="Times New Roman"/>
-          <w:strike w:val="0"/>
           <w:kern w:val="0"/>
-          <w:u w:val="none"/>
           <w:sz w:val="21"/>
           <w:szCs w:val="21"/>
         </w:rPr>
@@ -2305,9 +2293,7 @@
       <w:r>
         <w:rPr>
           <w:rFonts w:ascii="Times New Roman" w:eastAsia="宋体" w:hAnsi="Times New Roman" w:cs="Times New Roman"/>
-          <w:strike w:val="0"/>
           <w:kern w:val="0"/>
-          <w:u w:val="none"/>
           <w:sz w:val="21"/>
           <w:szCs w:val="21"/>
         </w:rPr>
@@ -2788,9 +2774,7 @@
       <w:r>
         <w:rPr>
           <w:rFonts w:ascii="Times New Roman" w:eastAsia="宋体" w:hAnsi="Times New Roman" w:cs="Times New Roman"/>
-          <w:strike w:val="0"/>
           <w:kern w:val="0"/>
-          <w:u w:val="none"/>
           <w:sz w:val="21"/>
           <w:szCs w:val="21"/>
         </w:rPr>
@@ -4101,9 +4085,7 @@
       <w:r>
         <w:rPr>
           <w:rFonts w:ascii="Times New Roman" w:eastAsia="宋体" w:hAnsi="Times New Roman" w:cs="Times New Roman"/>
-          <w:strike w:val="0"/>
           <w:kern w:val="0"/>
-          <w:u w:val="none"/>
           <w:sz w:val="21"/>
           <w:szCs w:val="21"/>
         </w:rPr>
@@ -4185,9 +4167,7 @@
       <w:r>
         <w:rPr>
           <w:rFonts w:ascii="Times New Roman" w:eastAsia="宋体" w:hAnsi="Times New Roman" w:cs="Times New Roman"/>
-          <w:strike w:val="0"/>
           <w:kern w:val="0"/>
-          <w:u w:val="none"/>
           <w:sz w:val="21"/>
           <w:szCs w:val="21"/>
         </w:rPr>
@@ -5306,9 +5286,7 @@
       <w:r>
         <w:rPr>
           <w:rFonts w:ascii="Times New Roman" w:eastAsia="宋体" w:hAnsi="Times New Roman" w:cs="Times New Roman"/>
-          <w:strike w:val="0"/>
           <w:kern w:val="0"/>
-          <w:u w:val="none"/>
           <w:sz w:val="21"/>
           <w:szCs w:val="21"/>
         </w:rPr>
@@ -7235,9 +7213,7 @@
       <w:r>
         <w:rPr>
           <w:rFonts w:ascii="Times New Roman" w:eastAsia="宋体" w:hAnsi="Times New Roman" w:cs="Times New Roman"/>
-          <w:strike w:val="0"/>
           <w:kern w:val="0"/>
-          <w:u w:val="none"/>
           <w:sz w:val="21"/>
           <w:szCs w:val="21"/>
         </w:rPr>
@@ -8390,9 +8366,7 @@
       <w:r>
         <w:rPr>
           <w:rFonts w:ascii="Times New Roman" w:eastAsia="宋体" w:hAnsi="Times New Roman" w:cs="Times New Roman"/>
-          <w:strike w:val="0"/>
           <w:kern w:val="0"/>
-          <w:u w:val="none"/>
           <w:sz w:val="21"/>
           <w:szCs w:val="21"/>
         </w:rPr>
@@ -9103,9 +9077,7 @@
       <w:r>
         <w:rPr>
           <w:rFonts w:ascii="Times New Roman" w:eastAsia="宋体" w:hAnsi="Times New Roman" w:cs="Times New Roman"/>
-          <w:strike w:val="0"/>
           <w:kern w:val="0"/>
-          <w:u w:val="none"/>
           <w:sz w:val="21"/>
           <w:szCs w:val="21"/>
         </w:rPr>
@@ -9989,9 +9961,7 @@
       <w:r>
         <w:rPr>
           <w:rFonts w:ascii="Times New Roman" w:eastAsia="宋体" w:hAnsi="Times New Roman" w:cs="Times New Roman"/>
-          <w:strike w:val="0"/>
           <w:kern w:val="0"/>
-          <w:u w:val="none"/>
           <w:sz w:val="21"/>
           <w:szCs w:val="21"/>
         </w:rPr>
@@ -11585,9 +11555,7 @@
       <w:r>
         <w:rPr>
           <w:rFonts w:ascii="Times New Roman" w:eastAsia="宋体" w:hAnsi="Times New Roman" w:cs="Times New Roman"/>
-          <w:strike w:val="0"/>
           <w:kern w:val="0"/>
-          <w:u w:val="none"/>
           <w:sz w:val="21"/>
           <w:szCs w:val="21"/>
         </w:rPr>
@@ -12824,9 +12792,7 @@
       <w:r>
         <w:rPr>
           <w:rFonts w:ascii="Times New Roman" w:eastAsia="宋体" w:hAnsi="Times New Roman" w:cs="Times New Roman"/>
-          <w:strike w:val="0"/>
           <w:kern w:val="0"/>
-          <w:u w:val="none"/>
           <w:sz w:val="21"/>
           <w:szCs w:val="21"/>
         </w:rPr>
@@ -13658,9 +13624,7 @@
       <w:r>
         <w:rPr>
           <w:rFonts w:ascii="Times New Roman" w:eastAsia="宋体" w:hAnsi="Times New Roman" w:cs="Times New Roman"/>
-          <w:strike w:val="0"/>
           <w:kern w:val="0"/>
-          <w:u w:val="none"/>
           <w:sz w:val="21"/>
           <w:szCs w:val="21"/>
         </w:rPr>
@@ -15183,9 +15147,7 @@
       <w:r>
         <w:rPr>
           <w:rFonts w:ascii="Times New Roman" w:eastAsia="宋体" w:hAnsi="Times New Roman" w:cs="Times New Roman"/>
-          <w:strike w:val="0"/>
           <w:kern w:val="0"/>
-          <w:u w:val="none"/>
           <w:sz w:val="21"/>
           <w:szCs w:val="21"/>
         </w:rPr>
@@ -16338,9 +16300,7 @@
       <w:r>
         <w:rPr>
           <w:rFonts w:ascii="Times New Roman" w:eastAsia="宋体" w:hAnsi="Times New Roman" w:cs="Times New Roman"/>
-          <w:strike w:val="0"/>
           <w:kern w:val="0"/>
-          <w:u w:val="none"/>
           <w:sz w:val="21"/>
           <w:szCs w:val="21"/>
         </w:rPr>
@@ -16918,9 +16878,7 @@
       <w:r>
         <w:rPr>
           <w:rFonts w:ascii="Times New Roman" w:eastAsia="宋体" w:hAnsi="Times New Roman" w:cs="Times New Roman"/>
-          <w:strike w:val="0"/>
           <w:kern w:val="0"/>
-          <w:u w:val="none"/>
           <w:sz w:val="21"/>
           <w:szCs w:val="21"/>
         </w:rPr>
@@ -17443,9 +17401,7 @@
       <w:r>
         <w:rPr>
           <w:rFonts w:ascii="Times New Roman" w:eastAsia="宋体" w:hAnsi="Times New Roman" w:cs="Times New Roman"/>
-          <w:strike w:val="0"/>
           <w:kern w:val="0"/>
-          <w:u w:val="none"/>
           <w:sz w:val="21"/>
           <w:szCs w:val="21"/>
         </w:rPr>
@@ -17995,9 +17951,7 @@
       <w:r>
         <w:rPr>
           <w:rFonts w:ascii="Times New Roman" w:eastAsia="宋体" w:hAnsi="Times New Roman" w:cs="Times New Roman"/>
-          <w:strike w:val="0"/>
           <w:kern w:val="0"/>
-          <w:u w:val="none"/>
           <w:sz w:val="21"/>
           <w:szCs w:val="21"/>
         </w:rPr>
@@ -18789,9 +18743,7 @@
       <w:r>
         <w:rPr>
           <w:rFonts w:ascii="Times New Roman" w:eastAsia="宋体" w:hAnsi="Times New Roman" w:cs="Times New Roman"/>
-          <w:strike w:val="0"/>
           <w:kern w:val="0"/>
-          <w:u w:val="none"/>
           <w:sz w:val="21"/>
           <w:szCs w:val="21"/>
         </w:rPr>
@@ -20534,9 +20486,7 @@
       <w:r>
         <w:rPr>
           <w:rFonts w:ascii="Times New Roman" w:eastAsia="宋体" w:hAnsi="Times New Roman" w:cs="Times New Roman"/>
-          <w:strike w:val="0"/>
           <w:kern w:val="0"/>
-          <w:u w:val="none"/>
           <w:sz w:val="21"/>
           <w:szCs w:val="21"/>
         </w:rPr>
@@ -22343,10 +22293,10 @@
       </w:r>
     </w:p>
     <w:sectPr>
+      <w:footerReference w:type="default" r:id="rId9"/>
       <w:pgSz w:w="11906" w:h="16838"/>
-      <w:pgMar w:top="720" w:right="720" w:bottom="720" w:left="720" w:header="567" w:footer="720" w:gutter="0"/>
+      <w:pgMar w:top="850" w:right="850" w:bottom="850" w:left="850" w:header="850" w:footer="850" w:gutter="0"/>
       <w:pgNumType w:start="1"/>
-      <w:footerReference w:type="default" r:id="rId9"/>
       <w:cols w:space="720"/>
       <w:docGrid w:linePitch="360"/>
     </w:sectPr>
@@ -22355,11 +22305,19 @@
 </file>
 
 <file path=word/footer1.xml><?xml version="1.0" encoding="utf-8"?>
-<w:ftr xmlns:w="http://schemas.openxmlformats.org/wordprocessingml/2006/main">
+<w:ftr xmlns:w="http://schemas.openxmlformats.org/wordprocessingml/2006/main" xmlns:r="http://schemas.openxmlformats.org/officeDocument/2006/relationships">
   <w:p>
     <w:pPr>
       <w:jc w:val="center"/>
     </w:pPr>
+    <w:r>
+      <w:rPr>
+        <w:rFonts w:ascii="Times New Roman" w:hAnsi="Times New Roman" w:eastAsia="宋体"/>
+        <w:sz w:val="21"/>
+        <w:szCs w:val="21"/>
+      </w:rPr>
+      <w:t xml:space="preserve">第3章·中档　</w:t>
+    </w:r>
     <w:r>
       <w:rPr>
         <w:rFonts w:ascii="Times New Roman" w:hAnsi="Times New Roman" w:eastAsia="宋体"/>

--- a/高中物理/高中物理同步/人教版选必2 第3章 交变电流·中档卷（18题）.docx
+++ b/高中物理/高中物理同步/人教版选必2 第3章 交变电流·中档卷（18题）.docx
@@ -22574,9 +22574,9 @@
   <w:docDefaults>
     <w:rPrDefault>
       <w:rPr>
-        <w:rFonts w:asciiTheme="minorHAnsi" w:eastAsiaTheme="minorEastAsia" w:hAnsiTheme="minorHAnsi" w:cstheme="minorBidi"/>
-        <w:sz w:val="22"/>
-        <w:szCs w:val="22"/>
+        <w:rFonts w:cstheme="minorBidi" w:ascii="Times New Roman" w:hAnsi="Times New Roman" w:eastAsia="宋体" w:cs="Times New Roman"/>
+        <w:sz w:val="21"/>
+        <w:szCs w:val="21"/>
         <w:lang w:val="en-US" w:eastAsia="en-US" w:bidi="ar-SA"/>
       </w:rPr>
     </w:rPrDefault>

--- a/高中物理/高中物理同步/人教版选必2 第3章 交变电流·中档卷（18题）.docx
+++ b/高中物理/高中物理同步/人教版选必2 第3章 交变电流·中档卷（18题）.docx
@@ -22305,14 +22305,14 @@
 </file>
 
 <file path=word/footer1.xml><?xml version="1.0" encoding="utf-8"?>
-<w:ftr xmlns:w="http://schemas.openxmlformats.org/wordprocessingml/2006/main" xmlns:r="http://schemas.openxmlformats.org/officeDocument/2006/relationships">
-  <w:p>
+<w:ftr xmlns:w="http://schemas.openxmlformats.org/wordprocessingml/2006/main">
+  <w:p xmlns:w="http://schemas.openxmlformats.org/wordprocessingml/2006/main">
     <w:pPr>
       <w:jc w:val="center"/>
     </w:pPr>
     <w:r>
       <w:rPr>
-        <w:rFonts w:ascii="Times New Roman" w:hAnsi="Times New Roman" w:eastAsia="宋体"/>
+        <w:rFonts w:ascii="Times New Roman" w:hAnsi="Times New Roman" w:eastAsia="宋体" w:cs="Times New Roman"/>
         <w:sz w:val="21"/>
         <w:szCs w:val="21"/>
       </w:rPr>
@@ -22320,47 +22320,107 @@
     </w:r>
     <w:r>
       <w:rPr>
-        <w:rFonts w:ascii="Times New Roman" w:hAnsi="Times New Roman" w:eastAsia="宋体"/>
+        <w:rFonts w:ascii="Times New Roman" w:hAnsi="Times New Roman" w:eastAsia="宋体" w:cs="Times New Roman"/>
         <w:sz w:val="21"/>
         <w:szCs w:val="21"/>
       </w:rPr>
-      <w:t xml:space="preserve">第</w:t>
+      <w:t>第</w:t>
     </w:r>
-    <w:fldSimple w:instr=" PAGE ">
-      <w:r>
-        <w:rPr>
-          <w:rFonts w:ascii="Times New Roman" w:hAnsi="Times New Roman" w:eastAsia="宋体"/>
-          <w:sz w:val="21"/>
-          <w:szCs w:val="21"/>
-        </w:rPr>
-        <w:t xml:space="preserve">1</w:t>
-      </w:r>
-    </w:fldSimple>
     <w:r>
       <w:rPr>
-        <w:rFonts w:ascii="Times New Roman" w:hAnsi="Times New Roman" w:eastAsia="宋体"/>
+        <w:rFonts w:ascii="Times New Roman" w:hAnsi="Times New Roman" w:eastAsia="宋体" w:cs="Times New Roman"/>
         <w:sz w:val="21"/>
         <w:szCs w:val="21"/>
       </w:rPr>
-      <w:t xml:space="preserve">页（共</w:t>
+      <w:fldChar w:fldCharType="begin"/>
     </w:r>
-    <w:fldSimple w:instr=" NUMPAGES ">
-      <w:r>
-        <w:rPr>
-          <w:rFonts w:ascii="Times New Roman" w:hAnsi="Times New Roman" w:eastAsia="宋体"/>
-          <w:sz w:val="21"/>
-          <w:szCs w:val="21"/>
-        </w:rPr>
-        <w:t xml:space="preserve">1</w:t>
-      </w:r>
-    </w:fldSimple>
     <w:r>
       <w:rPr>
-        <w:rFonts w:ascii="Times New Roman" w:hAnsi="Times New Roman" w:eastAsia="宋体"/>
+        <w:rFonts w:ascii="Times New Roman" w:hAnsi="Times New Roman" w:eastAsia="宋体" w:cs="Times New Roman"/>
         <w:sz w:val="21"/>
         <w:szCs w:val="21"/>
       </w:rPr>
-      <w:t xml:space="preserve">页）</w:t>
+      <w:instrText xml:space="preserve"> PAGE </w:instrText>
+    </w:r>
+    <w:r>
+      <w:rPr>
+        <w:rFonts w:ascii="Times New Roman" w:hAnsi="Times New Roman" w:eastAsia="宋体" w:cs="Times New Roman"/>
+        <w:sz w:val="21"/>
+        <w:szCs w:val="21"/>
+      </w:rPr>
+      <w:fldChar w:fldCharType="separate"/>
+    </w:r>
+    <w:r>
+      <w:rPr>
+        <w:rFonts w:ascii="Times New Roman" w:hAnsi="Times New Roman" w:eastAsia="宋体" w:cs="Times New Roman"/>
+        <w:sz w:val="21"/>
+        <w:szCs w:val="21"/>
+      </w:rPr>
+      <w:t>1</w:t>
+    </w:r>
+    <w:r>
+      <w:rPr>
+        <w:rFonts w:ascii="Times New Roman" w:hAnsi="Times New Roman" w:eastAsia="宋体" w:cs="Times New Roman"/>
+        <w:sz w:val="21"/>
+        <w:szCs w:val="21"/>
+      </w:rPr>
+      <w:fldChar w:fldCharType="end"/>
+    </w:r>
+    <w:r>
+      <w:rPr>
+        <w:rFonts w:ascii="Times New Roman" w:hAnsi="Times New Roman" w:eastAsia="宋体" w:cs="Times New Roman"/>
+        <w:sz w:val="21"/>
+        <w:szCs w:val="21"/>
+      </w:rPr>
+      <w:t>页（共</w:t>
+    </w:r>
+    <w:r>
+      <w:rPr>
+        <w:rFonts w:ascii="Times New Roman" w:hAnsi="Times New Roman" w:eastAsia="宋体" w:cs="Times New Roman"/>
+        <w:sz w:val="21"/>
+        <w:szCs w:val="21"/>
+      </w:rPr>
+      <w:fldChar w:fldCharType="begin"/>
+    </w:r>
+    <w:r>
+      <w:rPr>
+        <w:rFonts w:ascii="Times New Roman" w:hAnsi="Times New Roman" w:eastAsia="宋体" w:cs="Times New Roman"/>
+        <w:sz w:val="21"/>
+        <w:szCs w:val="21"/>
+      </w:rPr>
+      <w:instrText xml:space="preserve"> NUMPAGES </w:instrText>
+    </w:r>
+    <w:r>
+      <w:rPr>
+        <w:rFonts w:ascii="Times New Roman" w:hAnsi="Times New Roman" w:eastAsia="宋体" w:cs="Times New Roman"/>
+        <w:sz w:val="21"/>
+        <w:szCs w:val="21"/>
+      </w:rPr>
+      <w:fldChar w:fldCharType="separate"/>
+    </w:r>
+    <w:r>
+      <w:rPr>
+        <w:rFonts w:ascii="Times New Roman" w:hAnsi="Times New Roman" w:eastAsia="宋体" w:cs="Times New Roman"/>
+        <w:sz w:val="21"/>
+        <w:szCs w:val="21"/>
+      </w:rPr>
+      <w:t>13</w:t>
+    </w:r>
+    <w:r>
+      <w:rPr>
+        <w:rFonts w:ascii="Times New Roman" w:hAnsi="Times New Roman" w:eastAsia="宋体" w:cs="Times New Roman"/>
+        <w:sz w:val="21"/>
+        <w:szCs w:val="21"/>
+      </w:rPr>
+      <w:fldChar w:fldCharType="end"/>
+    </w:r>
+    <w:r>
+      <w:rPr>
+        <w:rFonts w:ascii="Times New Roman" w:hAnsi="Times New Roman" w:eastAsia="宋体" w:cs="Times New Roman"/>
+        <w:sz w:val="21"/>
+        <w:szCs w:val="21"/>
+      </w:rPr>
+      <w:t>页）</w:t>
     </w:r>
   </w:p>
 </w:ftr>
@@ -22574,15 +22634,14 @@
   <w:docDefaults>
     <w:rPrDefault>
       <w:rPr>
-        <w:rFonts w:cstheme="minorBidi" w:ascii="Times New Roman" w:hAnsi="Times New Roman" w:eastAsia="宋体" w:cs="Times New Roman"/>
+        <w:rFonts w:ascii="Times New Roman" w:hAnsi="Times New Roman" w:eastAsia="宋体" w:cs="Times New Roman"/>
         <w:sz w:val="21"/>
         <w:szCs w:val="21"/>
-        <w:lang w:val="en-US" w:eastAsia="en-US" w:bidi="ar-SA"/>
       </w:rPr>
     </w:rPrDefault>
     <w:pPrDefault>
       <w:pPr>
-        <w:spacing w:after="200" w:line="276" w:lineRule="auto"/>
+        <w:spacing w:before="0" w:after="0" w:line="300" w:lineRule="auto"/>
       </w:pPr>
     </w:pPrDefault>
   </w:docDefaults>

--- a/高中物理/高中物理同步/人教版选必2 第3章 交变电流·中档卷（18题）.docx
+++ b/高中物理/高中物理同步/人教版选必2 第3章 交变电流·中档卷（18题）.docx
@@ -22308,7 +22308,7 @@
 <w:ftr xmlns:w="http://schemas.openxmlformats.org/wordprocessingml/2006/main">
   <w:p xmlns:w="http://schemas.openxmlformats.org/wordprocessingml/2006/main">
     <w:pPr>
-      <w:jc w:val="center"/>
+      <w:jc w:val="left"/>
     </w:pPr>
     <w:r>
       <w:rPr>

--- a/高中物理/高中物理同步/人教版选必2 第3章 交变电流·中档卷（18题）.docx
+++ b/高中物理/高中物理同步/人教版选必2 第3章 交变电流·中档卷（18题）.docx
@@ -22380,39 +22380,7 @@
         <w:sz w:val="21"/>
         <w:szCs w:val="21"/>
       </w:rPr>
-      <w:fldChar w:fldCharType="begin"/>
-    </w:r>
-    <w:r>
-      <w:rPr>
-        <w:rFonts w:ascii="Times New Roman" w:hAnsi="Times New Roman" w:eastAsia="宋体" w:cs="Times New Roman"/>
-        <w:sz w:val="21"/>
-        <w:szCs w:val="21"/>
-      </w:rPr>
-      <w:instrText xml:space="preserve"> NUMPAGES </w:instrText>
-    </w:r>
-    <w:r>
-      <w:rPr>
-        <w:rFonts w:ascii="Times New Roman" w:hAnsi="Times New Roman" w:eastAsia="宋体" w:cs="Times New Roman"/>
-        <w:sz w:val="21"/>
-        <w:szCs w:val="21"/>
-      </w:rPr>
-      <w:fldChar w:fldCharType="separate"/>
-    </w:r>
-    <w:r>
-      <w:rPr>
-        <w:rFonts w:ascii="Times New Roman" w:hAnsi="Times New Roman" w:eastAsia="宋体" w:cs="Times New Roman"/>
-        <w:sz w:val="21"/>
-        <w:szCs w:val="21"/>
-      </w:rPr>
       <w:t>13</w:t>
-    </w:r>
-    <w:r>
-      <w:rPr>
-        <w:rFonts w:ascii="Times New Roman" w:hAnsi="Times New Roman" w:eastAsia="宋体" w:cs="Times New Roman"/>
-        <w:sz w:val="21"/>
-        <w:szCs w:val="21"/>
-      </w:rPr>
-      <w:fldChar w:fldCharType="end"/>
     </w:r>
     <w:r>
       <w:rPr>
